--- a/2. 投機心經.docx
+++ b/2. 投機心經.docx
@@ -221,7 +221,7 @@
           <w:color w:val="333333"/>
           <w:sz w:val="24"/>
         </w:rPr>
-        <w:t>比對強弱（比大盤(例如大盤重挫誰抗跌)、比族群、比自己(比較自己過去的走勢)）；</w:t>
+        <w:t>比對強弱（比大盤(例如大盤重挫誰</w:t>
       </w:r>
       <w:r>
         <w:rPr>
@@ -230,6 +230,44 @@
           <w:color w:val="FF0000"/>
           <w:sz w:val="24"/>
         </w:rPr>
+        <w:t>抗跌</w:t>
+      </w:r>
+      <w:r>
+        <w:rPr>
+          <w:rFonts w:hint="eastAsia" w:ascii="微軟正黑體" w:hAnsi="微軟正黑體" w:eastAsia="微軟正黑體"/>
+          <w:b w:val="0"/>
+          <w:color w:val="333333"/>
+          <w:sz w:val="24"/>
+          <w:lang w:val="en-US" w:eastAsia="zh-TW"/>
+        </w:rPr>
+        <w:t>，</w:t>
+      </w:r>
+      <w:r>
+        <w:rPr>
+          <w:rFonts w:hint="eastAsia" w:ascii="微軟正黑體" w:hAnsi="微軟正黑體" w:eastAsia="微軟正黑體"/>
+          <w:b w:val="0"/>
+          <w:color w:val="FF0000"/>
+          <w:sz w:val="24"/>
+          <w:lang w:val="en-US" w:eastAsia="zh-TW"/>
+        </w:rPr>
+        <w:t>跌得慢，跌得少</w:t>
+      </w:r>
+      <w:r>
+        <w:rPr>
+          <w:rFonts w:ascii="微軟正黑體" w:hAnsi="微軟正黑體" w:eastAsia="微軟正黑體"/>
+          <w:b w:val="0"/>
+          <w:color w:val="333333"/>
+          <w:sz w:val="24"/>
+        </w:rPr>
+        <w:t>)、比族群、比自己(比較自己過去的走勢)）；</w:t>
+      </w:r>
+      <w:r>
+        <w:rPr>
+          <w:rFonts w:ascii="微軟正黑體" w:hAnsi="微軟正黑體" w:eastAsia="微軟正黑體"/>
+          <w:b w:val="0"/>
+          <w:color w:val="FF0000"/>
+          <w:sz w:val="24"/>
+        </w:rPr>
         <w:t>道氏運動</w:t>
       </w:r>
       <w:r>
@@ -462,7 +500,195 @@
           <w:color w:val="333333"/>
           <w:sz w:val="24"/>
         </w:rPr>
-        <w:t>(開始波動)。</w:t>
+        <w:t>(</w:t>
+      </w:r>
+      <w:r>
+        <w:rPr>
+          <w:rFonts w:hint="eastAsia" w:ascii="微軟正黑體" w:hAnsi="微軟正黑體" w:eastAsia="微軟正黑體"/>
+          <w:b w:val="0"/>
+          <w:color w:val="FF0000"/>
+          <w:sz w:val="24"/>
+          <w:lang w:eastAsia="zh-TW"/>
+        </w:rPr>
+        <w:t>劇烈</w:t>
+      </w:r>
+      <w:r>
+        <w:rPr>
+          <w:rFonts w:hint="eastAsia" w:ascii="微軟正黑體" w:hAnsi="微軟正黑體" w:eastAsia="微軟正黑體"/>
+          <w:b w:val="0"/>
+          <w:color w:val="FF0000"/>
+          <w:sz w:val="24"/>
+          <w:lang w:val="en-US" w:eastAsia="zh-TW"/>
+        </w:rPr>
+        <w:t>、活潑</w:t>
+      </w:r>
+      <w:r>
+        <w:rPr>
+          <w:rFonts w:ascii="微軟正黑體" w:hAnsi="微軟正黑體" w:eastAsia="微軟正黑體"/>
+          <w:b w:val="0"/>
+          <w:color w:val="333333"/>
+          <w:sz w:val="24"/>
+        </w:rPr>
+        <w:t>波動</w:t>
+      </w:r>
+      <w:r>
+        <w:rPr>
+          <w:rFonts w:hint="eastAsia" w:ascii="微軟正黑體" w:hAnsi="微軟正黑體" w:eastAsia="微軟正黑體"/>
+          <w:b w:val="0"/>
+          <w:color w:val="333333"/>
+          <w:sz w:val="24"/>
+          <w:lang w:val="en-US" w:eastAsia="zh-TW"/>
+        </w:rPr>
+        <w:t>，但</w:t>
+      </w:r>
+      <w:r>
+        <w:rPr>
+          <w:rFonts w:hint="eastAsia" w:ascii="微軟正黑體" w:hAnsi="微軟正黑體" w:eastAsia="微軟正黑體"/>
+          <w:b w:val="0"/>
+          <w:color w:val="FF0000"/>
+          <w:sz w:val="24"/>
+          <w:lang w:val="en-US" w:eastAsia="zh-TW"/>
+        </w:rPr>
+        <w:t>不破壞強勢</w:t>
+      </w:r>
+      <w:r>
+        <w:rPr>
+          <w:rFonts w:hint="eastAsia" w:ascii="微軟正黑體" w:hAnsi="微軟正黑體" w:eastAsia="微軟正黑體"/>
+          <w:b w:val="0"/>
+          <w:color w:val="333333"/>
+          <w:sz w:val="24"/>
+          <w:lang w:val="en-US" w:eastAsia="zh-TW"/>
+        </w:rPr>
+        <w:t>型態</w:t>
+      </w:r>
+      <w:r>
+        <w:rPr>
+          <w:rFonts w:ascii="微軟正黑體" w:hAnsi="微軟正黑體" w:eastAsia="微軟正黑體"/>
+          <w:b w:val="0"/>
+          <w:color w:val="333333"/>
+          <w:sz w:val="24"/>
+        </w:rPr>
+        <w:t>)。</w:t>
+      </w:r>
+      <w:r>
+        <w:rPr>
+          <w:rFonts w:ascii="微軟正黑體" w:hAnsi="微軟正黑體" w:eastAsia="微軟正黑體"/>
+          <w:b w:val="0"/>
+          <w:color w:val="333333"/>
+          <w:sz w:val="24"/>
+        </w:rPr>
+        <w:br w:type="textWrapping"/>
+      </w:r>
+      <w:r>
+        <w:rPr>
+          <w:rFonts w:hint="eastAsia" w:ascii="微軟正黑體" w:hAnsi="微軟正黑體" w:eastAsia="微軟正黑體"/>
+          <w:b w:val="0"/>
+          <w:color w:val="333333"/>
+          <w:sz w:val="24"/>
+          <w:lang w:val="en-US" w:eastAsia="zh-TW"/>
+        </w:rPr>
+        <w:t xml:space="preserve">(4) </w:t>
+      </w:r>
+      <w:r>
+        <w:rPr>
+          <w:rFonts w:hint="eastAsia" w:ascii="微軟正黑體" w:hAnsi="微軟正黑體" w:eastAsia="微軟正黑體"/>
+          <w:b/>
+          <w:bCs/>
+          <w:color w:val="FF0000"/>
+          <w:sz w:val="24"/>
+          <w:lang w:val="en-US" w:eastAsia="zh-TW"/>
+        </w:rPr>
+        <w:t>強勢股如何上車</w:t>
+      </w:r>
+      <w:r>
+        <w:rPr>
+          <w:rFonts w:hint="eastAsia" w:ascii="微軟正黑體" w:hAnsi="微軟正黑體" w:eastAsia="微軟正黑體"/>
+          <w:b w:val="0"/>
+          <w:color w:val="333333"/>
+          <w:sz w:val="24"/>
+          <w:lang w:val="en-US" w:eastAsia="zh-TW"/>
+        </w:rPr>
+        <w:t>：普賢行法門，(a) 平常時可利用</w:t>
+      </w:r>
+      <w:r>
+        <w:rPr>
+          <w:rFonts w:hint="eastAsia" w:ascii="微軟正黑體" w:hAnsi="微軟正黑體" w:eastAsia="微軟正黑體"/>
+          <w:b w:val="0"/>
+          <w:color w:val="FF0000"/>
+          <w:sz w:val="24"/>
+          <w:lang w:val="en-US" w:eastAsia="zh-TW"/>
+        </w:rPr>
+        <w:t>盤中大幅波動時低掛</w:t>
+      </w:r>
+      <w:r>
+        <w:rPr>
+          <w:rFonts w:hint="eastAsia" w:ascii="微軟正黑體" w:hAnsi="微軟正黑體" w:eastAsia="微軟正黑體"/>
+          <w:b w:val="0"/>
+          <w:color w:val="333333"/>
+          <w:sz w:val="24"/>
+          <w:lang w:val="en-US" w:eastAsia="zh-TW"/>
+        </w:rPr>
+        <w:t>，(b)大盤大回檔時(所有股票都崩跌時)低掛，</w:t>
+      </w:r>
+      <w:r>
+        <w:rPr>
+          <w:rFonts w:hint="eastAsia" w:ascii="微軟正黑體" w:hAnsi="微軟正黑體" w:eastAsia="微軟正黑體"/>
+          <w:b w:val="0"/>
+          <w:color w:val="FF0000"/>
+          <w:sz w:val="24"/>
+          <w:lang w:val="en-US" w:eastAsia="zh-TW"/>
+        </w:rPr>
+        <w:t>體感會有一種強烈感覺便宜的直覺</w:t>
+      </w:r>
+      <w:r>
+        <w:rPr>
+          <w:rFonts w:hint="eastAsia" w:ascii="微軟正黑體" w:hAnsi="微軟正黑體" w:eastAsia="微軟正黑體"/>
+          <w:b w:val="0"/>
+          <w:color w:val="333333"/>
+          <w:sz w:val="24"/>
+          <w:lang w:val="en-US" w:eastAsia="zh-TW"/>
+        </w:rPr>
+        <w:t>，(c) 大盤崩跌時所有股票都大跌，但強勢股</w:t>
+      </w:r>
+      <w:r>
+        <w:rPr>
+          <w:rFonts w:hint="eastAsia" w:ascii="微軟正黑體" w:hAnsi="微軟正黑體" w:eastAsia="微軟正黑體"/>
+          <w:b w:val="0"/>
+          <w:color w:val="FF0000"/>
+          <w:sz w:val="24"/>
+          <w:lang w:val="en-US" w:eastAsia="zh-TW"/>
+        </w:rPr>
+        <w:t>跌得慢，跌得少</w:t>
+      </w:r>
+      <w:r>
+        <w:rPr>
+          <w:rFonts w:hint="eastAsia" w:ascii="微軟正黑體" w:hAnsi="微軟正黑體" w:eastAsia="微軟正黑體"/>
+          <w:b w:val="0"/>
+          <w:color w:val="333333"/>
+          <w:sz w:val="24"/>
+          <w:lang w:val="en-US" w:eastAsia="zh-TW"/>
+        </w:rPr>
+        <w:t>，強勢型態破壞的少(例如仍是</w:t>
+      </w:r>
+      <w:r>
+        <w:rPr>
+          <w:rFonts w:hint="eastAsia" w:ascii="微軟正黑體" w:hAnsi="微軟正黑體" w:eastAsia="微軟正黑體"/>
+          <w:b w:val="0"/>
+          <w:color w:val="FF0000"/>
+          <w:sz w:val="24"/>
+          <w:lang w:val="en-US" w:eastAsia="zh-TW"/>
+        </w:rPr>
+        <w:t>道氏多頭</w:t>
+      </w:r>
+      <w:r>
+        <w:rPr>
+          <w:rFonts w:hint="eastAsia" w:ascii="微軟正黑體" w:hAnsi="微軟正黑體" w:eastAsia="微軟正黑體"/>
+          <w:b w:val="0"/>
+          <w:color w:val="333333"/>
+          <w:sz w:val="24"/>
+          <w:lang w:val="en-US" w:eastAsia="zh-TW"/>
+        </w:rPr>
+        <w:t>)</w:t>
       </w:r>
     </w:p>
     <w:p>
@@ -477,7 +703,26 @@
           <w:color w:val="333333"/>
           <w:sz w:val="24"/>
         </w:rPr>
-        <w:t xml:space="preserve">(4) </w:t>
+        <w:t>(</w:t>
+      </w:r>
+      <w:r>
+        <w:rPr>
+          <w:rFonts w:hint="eastAsia" w:ascii="微軟正黑體" w:hAnsi="微軟正黑體" w:eastAsia="微軟正黑體"/>
+          <w:b w:val="0"/>
+          <w:color w:val="333333"/>
+          <w:sz w:val="24"/>
+          <w:lang w:val="en-US" w:eastAsia="zh-TW"/>
+        </w:rPr>
+        <w:t>5</w:t>
+      </w:r>
+      <w:r>
+        <w:rPr>
+          <w:rFonts w:ascii="微軟正黑體" w:hAnsi="微軟正黑體" w:eastAsia="微軟正黑體"/>
+          <w:b w:val="0"/>
+          <w:color w:val="333333"/>
+          <w:sz w:val="24"/>
+        </w:rPr>
+        <w:t xml:space="preserve">) </w:t>
       </w:r>
       <w:r>
         <w:rPr>
@@ -602,7 +847,26 @@
           <w:color w:val="333333"/>
           <w:sz w:val="24"/>
         </w:rPr>
-        <w:t xml:space="preserve">(5) </w:t>
+        <w:t>(</w:t>
+      </w:r>
+      <w:r>
+        <w:rPr>
+          <w:rFonts w:hint="eastAsia" w:ascii="微軟正黑體" w:hAnsi="微軟正黑體" w:eastAsia="微軟正黑體"/>
+          <w:b w:val="0"/>
+          <w:color w:val="333333"/>
+          <w:sz w:val="24"/>
+          <w:lang w:val="en-US" w:eastAsia="zh-TW"/>
+        </w:rPr>
+        <w:t>6</w:t>
+      </w:r>
+      <w:r>
+        <w:rPr>
+          <w:rFonts w:ascii="微軟正黑體" w:hAnsi="微軟正黑體" w:eastAsia="微軟正黑體"/>
+          <w:b w:val="0"/>
+          <w:color w:val="333333"/>
+          <w:sz w:val="24"/>
+        </w:rPr>
+        <w:t xml:space="preserve">) </w:t>
       </w:r>
       <w:r>
         <w:rPr>
@@ -761,7 +1025,26 @@
           <w:color w:val="333333"/>
           <w:sz w:val="24"/>
         </w:rPr>
-        <w:t xml:space="preserve">(6) </w:t>
+        <w:t>(</w:t>
+      </w:r>
+      <w:r>
+        <w:rPr>
+          <w:rFonts w:hint="eastAsia" w:ascii="微軟正黑體" w:hAnsi="微軟正黑體" w:eastAsia="微軟正黑體"/>
+          <w:b w:val="0"/>
+          <w:color w:val="333333"/>
+          <w:sz w:val="24"/>
+          <w:lang w:val="en-US" w:eastAsia="zh-TW"/>
+        </w:rPr>
+        <w:t>7</w:t>
+      </w:r>
+      <w:r>
+        <w:rPr>
+          <w:rFonts w:ascii="微軟正黑體" w:hAnsi="微軟正黑體" w:eastAsia="微軟正黑體"/>
+          <w:b w:val="0"/>
+          <w:color w:val="333333"/>
+          <w:sz w:val="24"/>
+        </w:rPr>
+        <w:t xml:space="preserve">) </w:t>
       </w:r>
       <w:r>
         <w:rPr>
@@ -884,7 +1167,26 @@
           <w:color w:val="333333"/>
           <w:sz w:val="24"/>
         </w:rPr>
-        <w:t xml:space="preserve">(7) </w:t>
+        <w:t>(</w:t>
+      </w:r>
+      <w:r>
+        <w:rPr>
+          <w:rFonts w:hint="eastAsia" w:ascii="微軟正黑體" w:hAnsi="微軟正黑體" w:eastAsia="微軟正黑體"/>
+          <w:b w:val="0"/>
+          <w:color w:val="333333"/>
+          <w:sz w:val="24"/>
+          <w:lang w:val="en-US" w:eastAsia="zh-TW"/>
+        </w:rPr>
+        <w:t>8</w:t>
+      </w:r>
+      <w:r>
+        <w:rPr>
+          <w:rFonts w:ascii="微軟正黑體" w:hAnsi="微軟正黑體" w:eastAsia="微軟正黑體"/>
+          <w:b w:val="0"/>
+          <w:color w:val="333333"/>
+          <w:sz w:val="24"/>
+        </w:rPr>
+        <w:t xml:space="preserve">) </w:t>
       </w:r>
       <w:r>
         <w:rPr>
@@ -989,7 +1291,26 @@
           <w:color w:val="333333"/>
           <w:sz w:val="24"/>
         </w:rPr>
-        <w:t xml:space="preserve">(8) </w:t>
+        <w:t>(</w:t>
+      </w:r>
+      <w:r>
+        <w:rPr>
+          <w:rFonts w:hint="eastAsia" w:ascii="微軟正黑體" w:hAnsi="微軟正黑體" w:eastAsia="微軟正黑體"/>
+          <w:b w:val="0"/>
+          <w:color w:val="333333"/>
+          <w:sz w:val="24"/>
+          <w:lang w:val="en-US" w:eastAsia="zh-TW"/>
+        </w:rPr>
+        <w:t>9</w:t>
+      </w:r>
+      <w:r>
+        <w:rPr>
+          <w:rFonts w:ascii="微軟正黑體" w:hAnsi="微軟正黑體" w:eastAsia="微軟正黑體"/>
+          <w:b w:val="0"/>
+          <w:color w:val="333333"/>
+          <w:sz w:val="24"/>
+        </w:rPr>
+        <w:t xml:space="preserve">) </w:t>
       </w:r>
       <w:r>
         <w:rPr>
@@ -1304,7 +1625,26 @@
           <w:color w:val="333333"/>
           <w:sz w:val="24"/>
         </w:rPr>
-        <w:t xml:space="preserve">(9) </w:t>
+        <w:t>(</w:t>
+      </w:r>
+      <w:r>
+        <w:rPr>
+          <w:rFonts w:hint="eastAsia" w:ascii="微軟正黑體" w:hAnsi="微軟正黑體" w:eastAsia="微軟正黑體"/>
+          <w:b w:val="0"/>
+          <w:color w:val="333333"/>
+          <w:sz w:val="24"/>
+          <w:lang w:val="en-US" w:eastAsia="zh-TW"/>
+        </w:rPr>
+        <w:t>10</w:t>
+      </w:r>
+      <w:r>
+        <w:rPr>
+          <w:rFonts w:ascii="微軟正黑體" w:hAnsi="微軟正黑體" w:eastAsia="微軟正黑體"/>
+          <w:b w:val="0"/>
+          <w:color w:val="333333"/>
+          <w:sz w:val="24"/>
+        </w:rPr>
+        <w:t xml:space="preserve">) </w:t>
       </w:r>
       <w:r>
         <w:rPr>
@@ -1415,7 +1755,26 @@
           <w:color w:val="333333"/>
           <w:sz w:val="24"/>
         </w:rPr>
-        <w:t xml:space="preserve">(10) </w:t>
+        <w:t>(1</w:t>
+      </w:r>
+      <w:r>
+        <w:rPr>
+          <w:rFonts w:hint="eastAsia" w:ascii="微軟正黑體" w:hAnsi="微軟正黑體" w:eastAsia="微軟正黑體"/>
+          <w:b w:val="0"/>
+          <w:color w:val="333333"/>
+          <w:sz w:val="24"/>
+          <w:lang w:val="en-US" w:eastAsia="zh-TW"/>
+        </w:rPr>
+        <w:t>1</w:t>
+      </w:r>
+      <w:r>
+        <w:rPr>
+          <w:rFonts w:ascii="微軟正黑體" w:hAnsi="微軟正黑體" w:eastAsia="微軟正黑體"/>
+          <w:b w:val="0"/>
+          <w:color w:val="333333"/>
+          <w:sz w:val="24"/>
+        </w:rPr>
+        <w:t xml:space="preserve">) </w:t>
       </w:r>
       <w:r>
         <w:rPr>
@@ -1538,7 +1897,26 @@
           <w:color w:val="333333"/>
           <w:sz w:val="24"/>
         </w:rPr>
-        <w:t xml:space="preserve">(11) </w:t>
+        <w:t>(1</w:t>
+      </w:r>
+      <w:r>
+        <w:rPr>
+          <w:rFonts w:hint="eastAsia" w:ascii="微軟正黑體" w:hAnsi="微軟正黑體" w:eastAsia="微軟正黑體"/>
+          <w:b w:val="0"/>
+          <w:color w:val="333333"/>
+          <w:sz w:val="24"/>
+          <w:lang w:val="en-US" w:eastAsia="zh-TW"/>
+        </w:rPr>
+        <w:t>2</w:t>
+      </w:r>
+      <w:r>
+        <w:rPr>
+          <w:rFonts w:ascii="微軟正黑體" w:hAnsi="微軟正黑體" w:eastAsia="微軟正黑體"/>
+          <w:b w:val="0"/>
+          <w:color w:val="333333"/>
+          <w:sz w:val="24"/>
+        </w:rPr>
+        <w:t xml:space="preserve">) </w:t>
       </w:r>
       <w:r>
         <w:rPr>
@@ -1697,7 +2075,26 @@
           <w:color w:val="333333"/>
           <w:sz w:val="24"/>
         </w:rPr>
-        <w:t xml:space="preserve">(12) </w:t>
+        <w:t>(1</w:t>
+      </w:r>
+      <w:r>
+        <w:rPr>
+          <w:rFonts w:hint="eastAsia" w:ascii="微軟正黑體" w:hAnsi="微軟正黑體" w:eastAsia="微軟正黑體"/>
+          <w:b w:val="0"/>
+          <w:color w:val="333333"/>
+          <w:sz w:val="24"/>
+          <w:lang w:val="en-US" w:eastAsia="zh-TW"/>
+        </w:rPr>
+        <w:t>3</w:t>
+      </w:r>
+      <w:r>
+        <w:rPr>
+          <w:rFonts w:ascii="微軟正黑體" w:hAnsi="微軟正黑體" w:eastAsia="微軟正黑體"/>
+          <w:b w:val="0"/>
+          <w:color w:val="333333"/>
+          <w:sz w:val="24"/>
+        </w:rPr>
+        <w:t xml:space="preserve">) </w:t>
       </w:r>
       <w:r>
         <w:rPr>
@@ -1715,7 +2112,46 @@
           <w:color w:val="333333"/>
           <w:sz w:val="24"/>
         </w:rPr>
-        <w:t>：不用花太多時間過度焦慮思考股市，而是要抱持</w:t>
+        <w:t>：</w:t>
+      </w:r>
+      <w:r>
+        <w:rPr>
+          <w:rFonts w:hint="eastAsia" w:ascii="微軟正黑體" w:hAnsi="微軟正黑體" w:eastAsia="微軟正黑體"/>
+          <w:b w:val="0"/>
+          <w:color w:val="FF0000"/>
+          <w:sz w:val="24"/>
+          <w:lang w:eastAsia="zh-TW"/>
+        </w:rPr>
+        <w:t>不動地藏</w:t>
+      </w:r>
+      <w:r>
+        <w:rPr>
+          <w:rFonts w:hint="eastAsia" w:ascii="微軟正黑體" w:hAnsi="微軟正黑體" w:eastAsia="微軟正黑體"/>
+          <w:b w:val="0"/>
+          <w:color w:val="333333"/>
+          <w:sz w:val="24"/>
+          <w:lang w:eastAsia="zh-TW"/>
+        </w:rPr>
+        <w:t>法門</w:t>
+      </w:r>
+      <w:r>
+        <w:rPr>
+          <w:rFonts w:hint="eastAsia" w:ascii="微軟正黑體" w:hAnsi="微軟正黑體" w:eastAsia="微軟正黑體"/>
+          <w:b w:val="0"/>
+          <w:color w:val="333333"/>
+          <w:sz w:val="24"/>
+          <w:lang w:val="en-US" w:eastAsia="zh-TW"/>
+        </w:rPr>
+        <w:t>，</w:t>
+      </w:r>
+      <w:r>
+        <w:rPr>
+          <w:rFonts w:ascii="微軟正黑體" w:hAnsi="微軟正黑體" w:eastAsia="微軟正黑體"/>
+          <w:b w:val="0"/>
+          <w:color w:val="333333"/>
+          <w:sz w:val="24"/>
+        </w:rPr>
+        <w:t>不用花太多時間過度焦慮思考股市，而是要抱持</w:t>
       </w:r>
       <w:r>
         <w:rPr>
@@ -1812,7 +2248,26 @@
           <w:color w:val="333333"/>
           <w:sz w:val="24"/>
         </w:rPr>
-        <w:t xml:space="preserve">(13) </w:t>
+        <w:t>(1</w:t>
+      </w:r>
+      <w:r>
+        <w:rPr>
+          <w:rFonts w:hint="eastAsia" w:ascii="微軟正黑體" w:hAnsi="微軟正黑體" w:eastAsia="微軟正黑體"/>
+          <w:b w:val="0"/>
+          <w:color w:val="333333"/>
+          <w:sz w:val="24"/>
+          <w:lang w:val="en-US" w:eastAsia="zh-TW"/>
+        </w:rPr>
+        <w:t>4</w:t>
+      </w:r>
+      <w:r>
+        <w:rPr>
+          <w:rFonts w:ascii="微軟正黑體" w:hAnsi="微軟正黑體" w:eastAsia="微軟正黑體"/>
+          <w:b w:val="0"/>
+          <w:color w:val="333333"/>
+          <w:sz w:val="24"/>
+        </w:rPr>
+        <w:t xml:space="preserve">) </w:t>
       </w:r>
       <w:r>
         <w:rPr>
@@ -1884,7 +2339,26 @@
           <w:color w:val="333333"/>
           <w:sz w:val="24"/>
         </w:rPr>
-        <w:t xml:space="preserve">(14) </w:t>
+        <w:t>(1</w:t>
+      </w:r>
+      <w:r>
+        <w:rPr>
+          <w:rFonts w:hint="eastAsia" w:ascii="微軟正黑體" w:hAnsi="微軟正黑體" w:eastAsia="微軟正黑體"/>
+          <w:b w:val="0"/>
+          <w:color w:val="333333"/>
+          <w:sz w:val="24"/>
+          <w:lang w:val="en-US" w:eastAsia="zh-TW"/>
+        </w:rPr>
+        <w:t>5</w:t>
+      </w:r>
+      <w:r>
+        <w:rPr>
+          <w:rFonts w:ascii="微軟正黑體" w:hAnsi="微軟正黑體" w:eastAsia="微軟正黑體"/>
+          <w:b w:val="0"/>
+          <w:color w:val="333333"/>
+          <w:sz w:val="24"/>
+        </w:rPr>
+        <w:t xml:space="preserve">) </w:t>
       </w:r>
       <w:r>
         <w:rPr>
@@ -1962,7 +2436,26 @@
           <w:color w:val="333333"/>
           <w:sz w:val="24"/>
         </w:rPr>
-        <w:t xml:space="preserve">(15) </w:t>
+        <w:t>(1</w:t>
+      </w:r>
+      <w:r>
+        <w:rPr>
+          <w:rFonts w:hint="eastAsia" w:ascii="微軟正黑體" w:hAnsi="微軟正黑體" w:eastAsia="微軟正黑體"/>
+          <w:b w:val="0"/>
+          <w:color w:val="333333"/>
+          <w:sz w:val="24"/>
+          <w:lang w:val="en-US" w:eastAsia="zh-TW"/>
+        </w:rPr>
+        <w:t>6</w:t>
+      </w:r>
+      <w:r>
+        <w:rPr>
+          <w:rFonts w:ascii="微軟正黑體" w:hAnsi="微軟正黑體" w:eastAsia="微軟正黑體"/>
+          <w:b w:val="0"/>
+          <w:color w:val="333333"/>
+          <w:sz w:val="24"/>
+        </w:rPr>
+        <w:t xml:space="preserve">) </w:t>
       </w:r>
       <w:r>
         <w:rPr>
@@ -2013,7 +2506,26 @@
           <w:color w:val="333333"/>
           <w:sz w:val="24"/>
         </w:rPr>
-        <w:t xml:space="preserve">(16) </w:t>
+        <w:t>(1</w:t>
+      </w:r>
+      <w:r>
+        <w:rPr>
+          <w:rFonts w:hint="eastAsia" w:ascii="微軟正黑體" w:hAnsi="微軟正黑體" w:eastAsia="微軟正黑體"/>
+          <w:b w:val="0"/>
+          <w:color w:val="333333"/>
+          <w:sz w:val="24"/>
+          <w:lang w:val="en-US" w:eastAsia="zh-TW"/>
+        </w:rPr>
+        <w:t>7</w:t>
+      </w:r>
+      <w:r>
+        <w:rPr>
+          <w:rFonts w:ascii="微軟正黑體" w:hAnsi="微軟正黑體" w:eastAsia="微軟正黑體"/>
+          <w:b w:val="0"/>
+          <w:color w:val="333333"/>
+          <w:sz w:val="24"/>
+        </w:rPr>
+        <w:t xml:space="preserve">) </w:t>
       </w:r>
       <w:r>
         <w:rPr>
@@ -2186,7 +2698,26 @@
           <w:color w:val="333333"/>
           <w:sz w:val="24"/>
         </w:rPr>
-        <w:t xml:space="preserve">(17) </w:t>
+        <w:t>(1</w:t>
+      </w:r>
+      <w:r>
+        <w:rPr>
+          <w:rFonts w:hint="eastAsia" w:ascii="微軟正黑體" w:hAnsi="微軟正黑體" w:eastAsia="微軟正黑體"/>
+          <w:b w:val="0"/>
+          <w:color w:val="333333"/>
+          <w:sz w:val="24"/>
+          <w:lang w:val="en-US" w:eastAsia="zh-TW"/>
+        </w:rPr>
+        <w:t>8</w:t>
+      </w:r>
+      <w:r>
+        <w:rPr>
+          <w:rFonts w:ascii="微軟正黑體" w:hAnsi="微軟正黑體" w:eastAsia="微軟正黑體"/>
+          <w:b w:val="0"/>
+          <w:color w:val="333333"/>
+          <w:sz w:val="24"/>
+        </w:rPr>
+        <w:t xml:space="preserve">) </w:t>
       </w:r>
       <w:r>
         <w:rPr>
@@ -2309,7 +2840,26 @@
           <w:color w:val="333333"/>
           <w:sz w:val="24"/>
         </w:rPr>
-        <w:t xml:space="preserve">(18) </w:t>
+        <w:t>(1</w:t>
+      </w:r>
+      <w:r>
+        <w:rPr>
+          <w:rFonts w:hint="eastAsia" w:ascii="微軟正黑體" w:hAnsi="微軟正黑體" w:eastAsia="微軟正黑體"/>
+          <w:b w:val="0"/>
+          <w:color w:val="333333"/>
+          <w:sz w:val="24"/>
+          <w:lang w:val="en-US" w:eastAsia="zh-TW"/>
+        </w:rPr>
+        <w:t>9</w:t>
+      </w:r>
+      <w:r>
+        <w:rPr>
+          <w:rFonts w:ascii="微軟正黑體" w:hAnsi="微軟正黑體" w:eastAsia="微軟正黑體"/>
+          <w:b w:val="0"/>
+          <w:color w:val="333333"/>
+          <w:sz w:val="24"/>
+        </w:rPr>
+        <w:t xml:space="preserve">) </w:t>
       </w:r>
       <w:r>
         <w:rPr>
@@ -2414,7 +2964,26 @@
           <w:color w:val="333333"/>
           <w:sz w:val="24"/>
         </w:rPr>
-        <w:t xml:space="preserve">(19) </w:t>
+        <w:t>(</w:t>
+      </w:r>
+      <w:r>
+        <w:rPr>
+          <w:rFonts w:hint="eastAsia" w:ascii="微軟正黑體" w:hAnsi="微軟正黑體" w:eastAsia="微軟正黑體"/>
+          <w:b w:val="0"/>
+          <w:color w:val="333333"/>
+          <w:sz w:val="24"/>
+          <w:lang w:val="en-US" w:eastAsia="zh-TW"/>
+        </w:rPr>
+        <w:t>20</w:t>
+      </w:r>
+      <w:r>
+        <w:rPr>
+          <w:rFonts w:ascii="微軟正黑體" w:hAnsi="微軟正黑體" w:eastAsia="微軟正黑體"/>
+          <w:b w:val="0"/>
+          <w:color w:val="333333"/>
+          <w:sz w:val="24"/>
+        </w:rPr>
+        <w:t xml:space="preserve">) </w:t>
       </w:r>
       <w:r>
         <w:rPr>
@@ -2822,7 +3391,26 @@
           <w:color w:val="333333"/>
           <w:sz w:val="24"/>
         </w:rPr>
-        <w:t xml:space="preserve">(20) </w:t>
+        <w:t>(2</w:t>
+      </w:r>
+      <w:r>
+        <w:rPr>
+          <w:rFonts w:hint="eastAsia" w:ascii="微軟正黑體" w:hAnsi="微軟正黑體" w:eastAsia="微軟正黑體"/>
+          <w:b w:val="0"/>
+          <w:color w:val="333333"/>
+          <w:sz w:val="24"/>
+          <w:lang w:val="en-US" w:eastAsia="zh-TW"/>
+        </w:rPr>
+        <w:t>1</w:t>
+      </w:r>
+      <w:r>
+        <w:rPr>
+          <w:rFonts w:ascii="微軟正黑體" w:hAnsi="微軟正黑體" w:eastAsia="微軟正黑體"/>
+          <w:b w:val="0"/>
+          <w:color w:val="333333"/>
+          <w:sz w:val="24"/>
+        </w:rPr>
+        <w:t xml:space="preserve">) </w:t>
       </w:r>
       <w:r>
         <w:rPr>
@@ -3071,7 +3659,26 @@
           <w:color w:val="333333"/>
           <w:sz w:val="24"/>
         </w:rPr>
-        <w:t xml:space="preserve">(21) </w:t>
+        <w:t>(2</w:t>
+      </w:r>
+      <w:r>
+        <w:rPr>
+          <w:rFonts w:hint="eastAsia" w:ascii="微軟正黑體" w:hAnsi="微軟正黑體" w:eastAsia="微軟正黑體"/>
+          <w:b w:val="0"/>
+          <w:color w:val="333333"/>
+          <w:sz w:val="24"/>
+          <w:lang w:val="en-US" w:eastAsia="zh-TW"/>
+        </w:rPr>
+        <w:t>2</w:t>
+      </w:r>
+      <w:r>
+        <w:rPr>
+          <w:rFonts w:ascii="微軟正黑體" w:hAnsi="微軟正黑體" w:eastAsia="微軟正黑體"/>
+          <w:b w:val="0"/>
+          <w:color w:val="333333"/>
+          <w:sz w:val="24"/>
+        </w:rPr>
+        <w:t xml:space="preserve">) </w:t>
       </w:r>
       <w:r>
         <w:rPr>
@@ -3091,191 +3698,26 @@
         </w:rPr>
         <w:t>：一開始練習下單要限制自己自由度，從最</w:t>
       </w:r>
+      <w:r>
+        <w:rPr>
+          <w:rFonts w:ascii="微軟正黑體" w:hAnsi="微軟正黑體" w:eastAsia="微軟正黑體"/>
+          <w:b w:val="0"/>
+          <w:color w:val="FF0000"/>
+          <w:sz w:val="24"/>
+        </w:rPr>
+        <w:t>小範圍</w:t>
+      </w:r>
+      <w:r>
+        <w:rPr>
+          <w:rFonts w:ascii="微軟正黑體" w:hAnsi="微軟正黑體" w:eastAsia="微軟正黑體"/>
+          <w:b w:val="0"/>
+          <w:color w:val="333333"/>
+          <w:sz w:val="24"/>
+        </w:rPr>
+        <w:t>開始熟練，再逐漸擴展出去。剛開始練習時，訊號沒來就絕不出手，熟練後再變成多策略，這樣長久其實都能賺錢。等於說先設好框架，球進好球帶再打（巴菲特語），而不是無限地去追逐外境。</w:t>
+      </w:r>
       <w:bookmarkStart w:id="0" w:name="_GoBack"/>
-      <w:r>
-        <w:rPr>
-          <w:rFonts w:ascii="微軟正黑體" w:hAnsi="微軟正黑體" w:eastAsia="微軟正黑體"/>
-          <w:b w:val="0"/>
-          <w:color w:val="FF0000"/>
-          <w:sz w:val="24"/>
-        </w:rPr>
-        <w:t>小範圍</w:t>
-      </w:r>
       <w:bookmarkEnd w:id="0"/>
-      <w:r>
-        <w:rPr>
-          <w:rFonts w:ascii="微軟正黑體" w:hAnsi="微軟正黑體" w:eastAsia="微軟正黑體"/>
-          <w:b w:val="0"/>
-          <w:color w:val="333333"/>
-          <w:sz w:val="24"/>
-        </w:rPr>
-        <w:t>開始熟練，再逐漸擴展出去。剛開始練習時，訊號沒來就絕不出手，熟練後再變成多策略，這樣長久其實都能賺錢。等於說先設好框架，球進好球帶再打（巴菲特語），而不是無限地去追逐外境。比如說：</w:t>
-      </w:r>
-    </w:p>
-    <w:p>
-      <w:pPr>
-        <w:spacing w:before="40" w:after="40" w:line="300" w:lineRule="auto"/>
-        <w:ind w:left="360"/>
-      </w:pPr>
-      <w:r>
-        <w:rPr>
-          <w:rFonts w:ascii="Calibri" w:hAnsi="Calibri" w:eastAsia="Calibri"/>
-          <w:b/>
-          <w:color w:val="1E293B"/>
-          <w:sz w:val="24"/>
-        </w:rPr>
-        <w:t xml:space="preserve">•  </w:t>
-      </w:r>
-      <w:r>
-        <w:rPr>
-          <w:rFonts w:ascii="微軟正黑體" w:hAnsi="微軟正黑體" w:eastAsia="微軟正黑體"/>
-          <w:b/>
-          <w:color w:val="0F172A"/>
-          <w:sz w:val="23"/>
-        </w:rPr>
-        <w:t>(a) 基礎目標（單策略）</w:t>
-      </w:r>
-      <w:r>
-        <w:rPr>
-          <w:rFonts w:ascii="微軟正黑體" w:hAnsi="微軟正黑體" w:eastAsia="微軟正黑體"/>
-          <w:b w:val="0"/>
-          <w:color w:val="333333"/>
-          <w:sz w:val="23"/>
-        </w:rPr>
-        <w:t>：週獲利。從一口單開始，規定只能做多、只能低接。風控與停利：停損 = 停利 = 1R = 200 ticks；保護機制：獲利超過 1/2 R 啟動保本機制；部位上限：當日最大虧損 = 3R。連續做 1-2 個月，再進入進階。</w:t>
-      </w:r>
-    </w:p>
-    <w:p>
-      <w:pPr>
-        <w:spacing w:before="40" w:after="40" w:line="300" w:lineRule="auto"/>
-        <w:ind w:left="360"/>
-      </w:pPr>
-      <w:r>
-        <w:rPr>
-          <w:rFonts w:ascii="Calibri" w:hAnsi="Calibri" w:eastAsia="Calibri"/>
-          <w:b/>
-          <w:color w:val="1E293B"/>
-          <w:sz w:val="24"/>
-        </w:rPr>
-        <w:t xml:space="preserve">•  </w:t>
-      </w:r>
-      <w:r>
-        <w:rPr>
-          <w:rFonts w:ascii="微軟正黑體" w:hAnsi="微軟正黑體" w:eastAsia="微軟正黑體"/>
-          <w:b/>
-          <w:color w:val="0F172A"/>
-          <w:sz w:val="23"/>
-        </w:rPr>
-        <w:t>(b) 進階目標（多策略）</w:t>
-      </w:r>
-      <w:r>
-        <w:rPr>
-          <w:rFonts w:ascii="微軟正黑體" w:hAnsi="微軟正黑體" w:eastAsia="微軟正黑體"/>
-          <w:b w:val="0"/>
-          <w:color w:val="333333"/>
-          <w:sz w:val="23"/>
-        </w:rPr>
-        <w:t>：雙週獲利。</w:t>
-      </w:r>
-    </w:p>
-    <w:p>
-      <w:pPr>
-        <w:spacing w:before="40" w:after="40" w:line="300" w:lineRule="auto"/>
-        <w:ind w:left="720"/>
-      </w:pPr>
-      <w:r>
-        <w:rPr>
-          <w:rFonts w:ascii="Calibri" w:hAnsi="Calibri" w:eastAsia="Calibri"/>
-          <w:b/>
-          <w:color w:val="475569"/>
-          <w:sz w:val="20"/>
-        </w:rPr>
-        <w:t xml:space="preserve">▪  </w:t>
-      </w:r>
-      <w:r>
-        <w:rPr>
-          <w:rFonts w:ascii="微軟正黑體" w:hAnsi="微軟正黑體" w:eastAsia="微軟正黑體"/>
-          <w:b/>
-          <w:color w:val="0F172A"/>
-          <w:sz w:val="23"/>
-        </w:rPr>
-        <w:t>策略 A（下跌抄底 / 低接）</w:t>
-      </w:r>
-      <w:r>
-        <w:rPr>
-          <w:rFonts w:ascii="微軟正黑體" w:hAnsi="微軟正黑體" w:eastAsia="微軟正黑體"/>
-          <w:b w:val="0"/>
-          <w:color w:val="333333"/>
-          <w:sz w:val="23"/>
-        </w:rPr>
-        <w:t>：方向限制：只能做多；進場模式：只能低接（左左）；風控與停利：停損 = 停利 = 1R = 200 ticks；保護機制：獲利超過 1/2 R 啟動保本機制。</w:t>
-      </w:r>
-    </w:p>
-    <w:p>
-      <w:pPr>
-        <w:spacing w:before="40" w:after="40" w:line="300" w:lineRule="auto"/>
-        <w:ind w:left="720"/>
-      </w:pPr>
-      <w:r>
-        <w:rPr>
-          <w:rFonts w:ascii="Calibri" w:hAnsi="Calibri" w:eastAsia="Calibri"/>
-          <w:b/>
-          <w:color w:val="475569"/>
-          <w:sz w:val="20"/>
-        </w:rPr>
-        <w:t xml:space="preserve">▪  </w:t>
-      </w:r>
-      <w:r>
-        <w:rPr>
-          <w:rFonts w:ascii="微軟正黑體" w:hAnsi="微軟正黑體" w:eastAsia="微軟正黑體"/>
-          <w:b/>
-          <w:color w:val="0F172A"/>
-          <w:sz w:val="23"/>
-        </w:rPr>
-        <w:t>策略 B（追突破）</w:t>
-      </w:r>
-      <w:r>
-        <w:rPr>
-          <w:rFonts w:ascii="微軟正黑體" w:hAnsi="微軟正黑體" w:eastAsia="微軟正黑體"/>
-          <w:b w:val="0"/>
-          <w:color w:val="333333"/>
-          <w:sz w:val="23"/>
-        </w:rPr>
-        <w:t>：方向限制：只能做多；進場模式：突破做多（右右）；風控與停利：停損 = R = 100 ticks、停利 &gt; 2R；出場依據：樞紐轉折停利。</w:t>
-      </w:r>
-    </w:p>
-    <w:p>
-      <w:pPr>
-        <w:spacing w:before="40" w:after="40" w:line="300" w:lineRule="auto"/>
-        <w:ind w:left="720"/>
-      </w:pPr>
-      <w:r>
-        <w:rPr>
-          <w:rFonts w:ascii="Calibri" w:hAnsi="Calibri" w:eastAsia="Calibri"/>
-          <w:b/>
-          <w:color w:val="475569"/>
-          <w:sz w:val="20"/>
-        </w:rPr>
-        <w:t xml:space="preserve">▪  </w:t>
-      </w:r>
-      <w:r>
-        <w:rPr>
-          <w:rFonts w:ascii="微軟正黑體" w:hAnsi="微軟正黑體" w:eastAsia="微軟正黑體"/>
-          <w:b/>
-          <w:color w:val="0F172A"/>
-          <w:sz w:val="23"/>
-        </w:rPr>
-        <w:t>策略 C（突破後拉回 / 轉強）</w:t>
-      </w:r>
-      <w:r>
-        <w:rPr>
-          <w:rFonts w:ascii="微軟正黑體" w:hAnsi="微軟正黑體" w:eastAsia="微軟正黑體"/>
-          <w:b w:val="0"/>
-          <w:color w:val="333333"/>
-          <w:sz w:val="23"/>
-        </w:rPr>
-        <w:t>：方向限制：只能做多；進場模式：轉強做多（右左）；風控與停利：停損 = R = 300 ticks、停利 = 1R；保護機制：獲利超過 1/2 R 啟動保本機制。</w:t>
-      </w:r>
     </w:p>
     <w:sectPr>
       <w:pgSz w:w="12240" w:h="15840"/>
@@ -3441,12 +3883,12 @@
     <w:lsdException w:qFormat="1" w:unhideWhenUsed="0" w:uiPriority="9" w:semiHidden="0" w:name="heading 1"/>
     <w:lsdException w:qFormat="1" w:uiPriority="9" w:semiHidden="0" w:name="heading 2"/>
     <w:lsdException w:qFormat="1" w:uiPriority="9" w:semiHidden="0" w:name="heading 3"/>
-    <w:lsdException w:qFormat="1" w:uiPriority="9" w:name="heading 4"/>
-    <w:lsdException w:qFormat="1" w:uiPriority="9" w:name="heading 5"/>
-    <w:lsdException w:qFormat="1" w:uiPriority="9" w:name="heading 6"/>
-    <w:lsdException w:qFormat="1" w:uiPriority="9" w:name="heading 7"/>
-    <w:lsdException w:qFormat="1" w:uiPriority="9" w:name="heading 8"/>
-    <w:lsdException w:qFormat="1" w:uiPriority="9" w:name="heading 9"/>
+    <w:lsdException w:qFormat="1" w:uiPriority="9" w:semiHidden="0" w:name="heading 4"/>
+    <w:lsdException w:qFormat="1" w:uiPriority="9" w:semiHidden="0" w:name="heading 5"/>
+    <w:lsdException w:qFormat="1" w:uiPriority="9" w:semiHidden="0" w:name="heading 6"/>
+    <w:lsdException w:qFormat="1" w:uiPriority="9" w:semiHidden="0" w:name="heading 7"/>
+    <w:lsdException w:qFormat="1" w:uiPriority="9" w:semiHidden="0" w:name="heading 8"/>
+    <w:lsdException w:qFormat="1" w:uiPriority="9" w:semiHidden="0" w:name="heading 9"/>
     <w:lsdException w:uiPriority="99" w:name="index 1"/>
     <w:lsdException w:uiPriority="99" w:name="index 2"/>
     <w:lsdException w:uiPriority="99" w:name="index 3"/>
@@ -3471,7 +3913,7 @@
     <w:lsdException w:uiPriority="99" w:semiHidden="0" w:name="header"/>
     <w:lsdException w:uiPriority="99" w:semiHidden="0" w:name="footer"/>
     <w:lsdException w:uiPriority="99" w:name="index heading"/>
-    <w:lsdException w:qFormat="1" w:uiPriority="35" w:name="caption"/>
+    <w:lsdException w:qFormat="1" w:uiPriority="35" w:semiHidden="0" w:name="caption"/>
     <w:lsdException w:uiPriority="99" w:name="table of figures"/>
     <w:lsdException w:uiPriority="99" w:name="envelope address"/>
     <w:lsdException w:uiPriority="99" w:name="envelope return"/>
@@ -3502,7 +3944,7 @@
     <w:lsdException w:qFormat="1" w:unhideWhenUsed="0" w:uiPriority="10" w:semiHidden="0" w:name="Title"/>
     <w:lsdException w:uiPriority="99" w:name="Closing"/>
     <w:lsdException w:uiPriority="99" w:name="Signature"/>
-    <w:lsdException w:uiPriority="1" w:name="Default Paragraph Font"/>
+    <w:lsdException w:uiPriority="1" w:semiHidden="0" w:name="Default Paragraph Font"/>
     <w:lsdException w:uiPriority="99" w:semiHidden="0" w:name="Body Text"/>
     <w:lsdException w:uiPriority="99" w:name="Body Text Indent"/>
     <w:lsdException w:uiPriority="99" w:semiHidden="0" w:name="List Continue"/>
@@ -3540,7 +3982,7 @@
     <w:lsdException w:uiPriority="99" w:name="HTML Sample"/>
     <w:lsdException w:uiPriority="99" w:name="HTML Typewriter"/>
     <w:lsdException w:uiPriority="99" w:name="HTML Variable"/>
-    <w:lsdException w:uiPriority="99" w:name="Normal Table"/>
+    <w:lsdException w:uiPriority="99" w:semiHidden="0" w:name="Normal Table"/>
     <w:lsdException w:uiPriority="99" w:name="annotation subject"/>
     <w:lsdException w:uiPriority="99" w:name="Table Simple 1"/>
     <w:lsdException w:uiPriority="99" w:name="Table Simple 2"/>
@@ -17014,6 +17456,7 @@
     <w:name w:val="Body Text 2 Char"/>
     <w:basedOn w:val="32"/>
     <w:link w:val="17"/>
+    <w:qFormat/>
     <w:uiPriority w:val="99"/>
   </w:style>
   <w:style w:type="character" w:customStyle="1" w:styleId="146">
